--- a/backend-exhibits/Dropbox to AzureBlob Advanced Plan - Advanced Include.docx
+++ b/backend-exhibits/Dropbox to AzureBlob Advanced Plan - Advanced Include.docx
@@ -51,7 +51,7 @@
                 <w:b/>
                 <w:sz w:val="21"/>
               </w:rPr>
-              <w:t>Advanced Plan Features (Dropbox to Azure Blob)</w:t>
+              <w:t>Standard Plan Features (Dropbox to Azure Blob)</w:t>
             </w:r>
           </w:p>
         </w:tc>
